--- a/data/frozen/thesis/thesis_synthetic.docx
+++ b/data/frozen/thesis/thesis_synthetic.docx
@@ -155,7 +155,7 @@
     <w:p>
       <w:pPr/>
       <w:r>
-        <w:t>本章文献的引用与著录依据 GB/T7714 的顺序编码制执行，如图3-1的域引用示例：</w:t>
+        <w:t>本章文献的引用与著录依据 GB/T7714 的顺序编码制执行，交叉引用域示例如下：</w:t>
       </w:r>
       <w:fldSimple w:instr=" REF _Ref99900099 \h ">
         <w:r>
@@ -481,7 +481,7 @@
     <w:p>
       <w:pPr/>
       <w:r>
-        <w:t>表4-1给出各方法的指标对比，式(4-1)定义了评价指标的计算方式。</w:t>
+        <w:t>表4-1给出各方法的指标对比，评价指标的定义如下：</w:t>
       </w:r>
     </w:p>
     <w:p>
@@ -612,7 +612,7 @@
     <w:p>
       <w:pPr/>
       <w:r>
-        <w:t>消融实验结果见图4-2，逐一移除各模块后指标均有下降。</w:t>
+        <w:t>消融实验逐一移除各模块后指标均有下降，说明各模块对最终性能均有贡献。</w:t>
       </w:r>
     </w:p>
     <w:p>
